--- a/forms/3_경력증명서.docx
+++ b/forms/3_경력증명서.docx
@@ -30,7 +30,7 @@
           <w:sz w:val="17"/>
           <w:szCs w:val="17"/>
         </w:rPr>
-        <w:t xml:space="preserve">문서번호:  제　　　　　　　호</w:t>
+        <w:t xml:space="preserve">문서번호:  제 　　　　　　 호</w:t>
       </w:r>
     </w:p>
     <w:p>
@@ -133,6 +133,7 @@
             <w:r>
               <w:rPr>
                 <w:rFonts w:ascii="맑은 고딕" w:cs="맑은 고딕" w:eastAsia="맑은 고딕" w:hAnsi="맑은 고딕"/>
+                <w:color w:val="1F4E9C"/>
                 <w:sz w:val="20"/>
                 <w:szCs w:val="20"/>
               </w:rPr>
@@ -200,6 +201,7 @@
             <w:r>
               <w:rPr>
                 <w:rFonts w:ascii="맑은 고딕" w:cs="맑은 고딕" w:eastAsia="맑은 고딕" w:hAnsi="맑은 고딕"/>
+                <w:color w:val="1F4E9C"/>
                 <w:sz w:val="20"/>
                 <w:szCs w:val="20"/>
               </w:rPr>
@@ -274,6 +276,7 @@
             <w:r>
               <w:rPr>
                 <w:rFonts w:ascii="맑은 고딕" w:cs="맑은 고딕" w:eastAsia="맑은 고딕" w:hAnsi="맑은 고딕"/>
+                <w:color w:val="1F4E9C"/>
                 <w:sz w:val="20"/>
                 <w:szCs w:val="20"/>
               </w:rPr>
@@ -494,6 +497,7 @@
             <w:r>
               <w:rPr>
                 <w:rFonts w:ascii="맑은 고딕" w:cs="맑은 고딕" w:eastAsia="맑은 고딕" w:hAnsi="맑은 고딕"/>
+                <w:color w:val="1F4E9C"/>
                 <w:sz w:val="20"/>
                 <w:szCs w:val="20"/>
               </w:rPr>
@@ -526,6 +530,7 @@
             <w:r>
               <w:rPr>
                 <w:rFonts w:ascii="맑은 고딕" w:cs="맑은 고딕" w:eastAsia="맑은 고딕" w:hAnsi="맑은 고딕"/>
+                <w:color w:val="1F4E9C"/>
                 <w:sz w:val="20"/>
                 <w:szCs w:val="20"/>
               </w:rPr>
@@ -558,6 +563,7 @@
             <w:r>
               <w:rPr>
                 <w:rFonts w:ascii="맑은 고딕" w:cs="맑은 고딕" w:eastAsia="맑은 고딕" w:hAnsi="맑은 고딕"/>
+                <w:color w:val="1F4E9C"/>
                 <w:sz w:val="20"/>
                 <w:szCs w:val="20"/>
               </w:rPr>
@@ -590,6 +596,7 @@
             <w:r>
               <w:rPr>
                 <w:rFonts w:ascii="맑은 고딕" w:cs="맑은 고딕" w:eastAsia="맑은 고딕" w:hAnsi="맑은 고딕"/>
+                <w:color w:val="1F4E9C"/>
                 <w:sz w:val="20"/>
                 <w:szCs w:val="20"/>
               </w:rPr>
@@ -628,6 +635,7 @@
             <w:r>
               <w:rPr>
                 <w:rFonts w:ascii="맑은 고딕" w:cs="맑은 고딕" w:eastAsia="맑은 고딕" w:hAnsi="맑은 고딕"/>
+                <w:color w:val="1F4E9C"/>
                 <w:sz w:val="20"/>
                 <w:szCs w:val="20"/>
               </w:rPr>
@@ -660,6 +668,7 @@
             <w:r>
               <w:rPr>
                 <w:rFonts w:ascii="맑은 고딕" w:cs="맑은 고딕" w:eastAsia="맑은 고딕" w:hAnsi="맑은 고딕"/>
+                <w:color w:val="1F4E9C"/>
                 <w:sz w:val="20"/>
                 <w:szCs w:val="20"/>
               </w:rPr>
@@ -692,6 +701,7 @@
             <w:r>
               <w:rPr>
                 <w:rFonts w:ascii="맑은 고딕" w:cs="맑은 고딕" w:eastAsia="맑은 고딕" w:hAnsi="맑은 고딕"/>
+                <w:color w:val="1F4E9C"/>
                 <w:sz w:val="20"/>
                 <w:szCs w:val="20"/>
               </w:rPr>
@@ -724,6 +734,7 @@
             <w:r>
               <w:rPr>
                 <w:rFonts w:ascii="맑은 고딕" w:cs="맑은 고딕" w:eastAsia="맑은 고딕" w:hAnsi="맑은 고딕"/>
+                <w:color w:val="1F4E9C"/>
                 <w:sz w:val="20"/>
                 <w:szCs w:val="20"/>
               </w:rPr>
@@ -762,6 +773,7 @@
             <w:r>
               <w:rPr>
                 <w:rFonts w:ascii="맑은 고딕" w:cs="맑은 고딕" w:eastAsia="맑은 고딕" w:hAnsi="맑은 고딕"/>
+                <w:color w:val="1F4E9C"/>
                 <w:sz w:val="20"/>
                 <w:szCs w:val="20"/>
               </w:rPr>
@@ -794,6 +806,7 @@
             <w:r>
               <w:rPr>
                 <w:rFonts w:ascii="맑은 고딕" w:cs="맑은 고딕" w:eastAsia="맑은 고딕" w:hAnsi="맑은 고딕"/>
+                <w:color w:val="1F4E9C"/>
                 <w:sz w:val="20"/>
                 <w:szCs w:val="20"/>
               </w:rPr>
@@ -826,6 +839,7 @@
             <w:r>
               <w:rPr>
                 <w:rFonts w:ascii="맑은 고딕" w:cs="맑은 고딕" w:eastAsia="맑은 고딕" w:hAnsi="맑은 고딕"/>
+                <w:color w:val="1F4E9C"/>
                 <w:sz w:val="20"/>
                 <w:szCs w:val="20"/>
               </w:rPr>
@@ -858,6 +872,7 @@
             <w:r>
               <w:rPr>
                 <w:rFonts w:ascii="맑은 고딕" w:cs="맑은 고딕" w:eastAsia="맑은 고딕" w:hAnsi="맑은 고딕"/>
+                <w:color w:val="1F4E9C"/>
                 <w:sz w:val="20"/>
                 <w:szCs w:val="20"/>
               </w:rPr>
@@ -896,6 +911,7 @@
             <w:r>
               <w:rPr>
                 <w:rFonts w:ascii="맑은 고딕" w:cs="맑은 고딕" w:eastAsia="맑은 고딕" w:hAnsi="맑은 고딕"/>
+                <w:color w:val="1F4E9C"/>
                 <w:sz w:val="20"/>
                 <w:szCs w:val="20"/>
               </w:rPr>
@@ -928,6 +944,7 @@
             <w:r>
               <w:rPr>
                 <w:rFonts w:ascii="맑은 고딕" w:cs="맑은 고딕" w:eastAsia="맑은 고딕" w:hAnsi="맑은 고딕"/>
+                <w:color w:val="1F4E9C"/>
                 <w:sz w:val="20"/>
                 <w:szCs w:val="20"/>
               </w:rPr>
@@ -960,6 +977,7 @@
             <w:r>
               <w:rPr>
                 <w:rFonts w:ascii="맑은 고딕" w:cs="맑은 고딕" w:eastAsia="맑은 고딕" w:hAnsi="맑은 고딕"/>
+                <w:color w:val="1F4E9C"/>
                 <w:sz w:val="20"/>
                 <w:szCs w:val="20"/>
               </w:rPr>
@@ -992,6 +1010,7 @@
             <w:r>
               <w:rPr>
                 <w:rFonts w:ascii="맑은 고딕" w:cs="맑은 고딕" w:eastAsia="맑은 고딕" w:hAnsi="맑은 고딕"/>
+                <w:color w:val="1F4E9C"/>
                 <w:sz w:val="20"/>
                 <w:szCs w:val="20"/>
               </w:rPr>
@@ -1090,6 +1109,7 @@
             <w:r>
               <w:rPr>
                 <w:rFonts w:ascii="맑은 고딕" w:cs="맑은 고딕" w:eastAsia="맑은 고딕" w:hAnsi="맑은 고딕"/>
+                <w:color w:val="1F4E9C"/>
                 <w:sz w:val="20"/>
                 <w:szCs w:val="20"/>
               </w:rPr>
@@ -1157,6 +1177,7 @@
             <w:r>
               <w:rPr>
                 <w:rFonts w:ascii="맑은 고딕" w:cs="맑은 고딕" w:eastAsia="맑은 고딕" w:hAnsi="맑은 고딕"/>
+                <w:color w:val="1F4E9C"/>
                 <w:sz w:val="20"/>
                 <w:szCs w:val="20"/>
               </w:rPr>
@@ -1305,6 +1326,7 @@
             <w:r>
               <w:rPr>
                 <w:rFonts w:ascii="맑은 고딕" w:cs="맑은 고딕" w:eastAsia="맑은 고딕" w:hAnsi="맑은 고딕"/>
+                <w:color w:val="1F4E9C"/>
                 <w:sz w:val="20"/>
                 <w:szCs w:val="20"/>
               </w:rPr>
@@ -1447,6 +1469,7 @@
             <w:r>
               <w:rPr>
                 <w:rFonts w:ascii="맑은 고딕" w:cs="맑은 고딕" w:eastAsia="맑은 고딕" w:hAnsi="맑은 고딕"/>
+                <w:color w:val="1F4E9C"/>
                 <w:sz w:val="20"/>
                 <w:szCs w:val="20"/>
               </w:rPr>
@@ -1514,6 +1537,7 @@
             <w:r>
               <w:rPr>
                 <w:rFonts w:ascii="맑은 고딕" w:cs="맑은 고딕" w:eastAsia="맑은 고딕" w:hAnsi="맑은 고딕"/>
+                <w:color w:val="1F4E9C"/>
                 <w:sz w:val="20"/>
                 <w:szCs w:val="20"/>
               </w:rPr>
@@ -1587,6 +1611,7 @@
             <w:r>
               <w:rPr>
                 <w:rFonts w:ascii="맑은 고딕" w:cs="맑은 고딕" w:eastAsia="맑은 고딕" w:hAnsi="맑은 고딕"/>
+                <w:color w:val="1F4E9C"/>
                 <w:sz w:val="20"/>
                 <w:szCs w:val="20"/>
               </w:rPr>
@@ -1654,6 +1679,7 @@
             <w:r>
               <w:rPr>
                 <w:rFonts w:ascii="맑은 고딕" w:cs="맑은 고딕" w:eastAsia="맑은 고딕" w:hAnsi="맑은 고딕"/>
+                <w:color w:val="1F4E9C"/>
                 <w:sz w:val="20"/>
                 <w:szCs w:val="20"/>
               </w:rPr>
@@ -1728,6 +1754,7 @@
             <w:r>
               <w:rPr>
                 <w:rFonts w:ascii="맑은 고딕" w:cs="맑은 고딕" w:eastAsia="맑은 고딕" w:hAnsi="맑은 고딕"/>
+                <w:color w:val="1F4E9C"/>
                 <w:sz w:val="20"/>
                 <w:szCs w:val="20"/>
               </w:rPr>
